--- a/基础数据审核工具使用说明.docx
+++ b/基础数据审核工具使用说明.docx
@@ -135,7 +135,7 @@
         <w:rPr>
           <w:rFonts w:ascii="Calibri" w:hAnsi="Calibri" w:eastAsia="微软雅黑"/>
         </w:rPr>
-        <w:t>确认输出目录。默认跟随源数据目录并使用“审核结果”子目录；点亮书钉后可固定输出目录。</w:t>
+        <w:t>确认输出目录。默认跟随源数据目录并使用“执行结果”子目录；点亮书钉后可固定输出目录。</w:t>
       </w:r>
     </w:p>
     <w:p>
@@ -456,7 +456,7 @@
         <w:rPr>
           <w:rFonts w:ascii="Calibri" w:hAnsi="Calibri" w:eastAsia="微软雅黑"/>
         </w:rPr>
-        <w:t>程序会跳过自身生成的“审核结果、机构审核副本、运行中间副本、测试结果”目录，避免重复处理。</w:t>
+        <w:t>程序会跳过自身生成的“执行结果、审核结果、机构审核副本、运行中间副本、测试结果”目录，避免重复处理。</w:t>
       </w:r>
     </w:p>
     <w:p>

--- a/基础数据审核工具使用说明.docx
+++ b/基础数据审核工具使用说明.docx
@@ -456,7 +456,7 @@
         <w:rPr>
           <w:rFonts w:ascii="Calibri" w:hAnsi="Calibri" w:eastAsia="微软雅黑"/>
         </w:rPr>
-        <w:t>程序会跳过自身生成的“执行结果、审核结果、机构审核副本、运行中间副本、测试结果”目录，避免重复处理。</w:t>
+        <w:t>程序固定跳过“执行结果”目录；其他不需处理的目录只要名称包含“_skip”也会跳过，例如“历史材料_skip”。</w:t>
       </w:r>
     </w:p>
     <w:p>

--- a/基础数据审核工具使用说明.docx
+++ b/基础数据审核工具使用说明.docx
@@ -180,7 +180,7 @@
         <w:rPr>
           <w:rFonts w:ascii="Calibri" w:hAnsi="Calibri" w:eastAsia="微软雅黑"/>
         </w:rPr>
-        <w:t>任务结束后，先查看运行日志确认没有失败文件，再查看问题汇总和审核副本。</w:t>
+        <w:t>任务结束后，查看页面运行记录；如已在“设置”中开启“输出流程运行日志”，再核对运行日志中的失败文件。随后查看问题汇总和审核副本。</w:t>
       </w:r>
     </w:p>
     <w:p>
@@ -189,7 +189,7 @@
         <w:pageBreakBefore w:val="0"/>
       </w:pPr>
       <w:r>
-        <w:t>1.1 两个常用流程</w:t>
+        <w:t>1.1 主界面的常用流程</w:t>
       </w:r>
     </w:p>
     <w:tbl>
@@ -341,7 +341,7 @@
                 <w:rFonts w:ascii="Calibri" w:hAnsi="Calibri" w:eastAsia="微软雅黑"/>
                 <w:sz w:val="20"/>
               </w:rPr>
-              <w:t>机构审核副本、本期审核结果、运行日志。</w:t>
+              <w:t>机构审核副本、本期审核结果；可选流程运行日志。</w:t>
             </w:r>
           </w:p>
         </w:tc>
@@ -394,7 +394,60 @@
                 <w:rFonts w:ascii="Calibri" w:hAnsi="Calibri" w:eastAsia="微软雅黑"/>
                 <w:sz w:val="20"/>
               </w:rPr>
-              <w:t>汇总结果工作簿、运行日志。</w:t>
+              <w:t>汇总结果工作簿；可选流程运行日志。</w:t>
+            </w:r>
+          </w:p>
+        </w:tc>
+      </w:tr>
+      <w:tr>
+        <w:tc>
+          <w:tcPr>
+            <w:tcW w:type="dxa" w:w="2100"/>
+          </w:tcPr>
+          <w:p>
+            <w:pPr>
+              <w:spacing w:after="0"/>
+            </w:pPr>
+            <w:r>
+              <w:rPr>
+                <w:rFonts w:ascii="Calibri" w:hAnsi="Calibri" w:eastAsia="微软雅黑"/>
+                <w:sz w:val="20"/>
+              </w:rPr>
+              <w:t>组合联合核查表</w:t>
+            </w:r>
+          </w:p>
+        </w:tc>
+        <w:tc>
+          <w:tcPr>
+            <w:tcW w:type="dxa" w:w="3450"/>
+          </w:tcPr>
+          <w:p>
+            <w:pPr>
+              <w:spacing w:after="0"/>
+            </w:pPr>
+            <w:r>
+              <w:rPr>
+                <w:rFonts w:ascii="Calibri" w:hAnsi="Calibri" w:eastAsia="微软雅黑"/>
+                <w:sz w:val="20"/>
+              </w:rPr>
+              <w:t>将同一机构分散在多个报送工作簿中的工作表组合为一本，供制作联合模板或跨表核查。</w:t>
+            </w:r>
+          </w:p>
+        </w:tc>
+        <w:tc>
+          <w:tcPr>
+            <w:tcW w:type="dxa" w:w="3810"/>
+          </w:tcPr>
+          <w:p>
+            <w:pPr>
+              <w:spacing w:after="0"/>
+            </w:pPr>
+            <w:r>
+              <w:rPr>
+                <w:rFonts w:ascii="Calibri" w:hAnsi="Calibri" w:eastAsia="微软雅黑"/>
+                <w:sz w:val="20"/>
+              </w:rPr>
+              <w:t>每家机构一本组合工作簿。</w:t>
             </w:r>
           </w:p>
         </w:tc>
@@ -644,7 +697,43 @@
                 <w:rFonts w:ascii="Calibri" w:hAnsi="Calibri" w:eastAsia="微软雅黑"/>
                 <w:sz w:val="20"/>
               </w:rPr>
-              <w:t>每次流程运行都会生成，一个功能一个工作表：检查类列出各命名区域所在工作表与覆盖区域，表结构比对列出各文件匹配结果，外部文件添加 / 公式校验复制列出复制记录，校验结果提取列出本期问题，另有模板体检工作表。</w:t>
+              <w:t>仅在“设置 - 输出流程运行日志”开启时生成。一个功能一个工作表：检查类列出各命名区域所在工作表与覆盖区域，表结构比对列出各文件匹配结果，外部文件添加 / 公式校验复制列出复制记录，另有模板体检工作表。</w:t>
+            </w:r>
+          </w:p>
+        </w:tc>
+      </w:tr>
+      <w:tr>
+        <w:tc>
+          <w:tcPr>
+            <w:tcW w:type="dxa" w:w="3150"/>
+          </w:tcPr>
+          <w:p>
+            <w:pPr>
+              <w:spacing w:after="0"/>
+            </w:pPr>
+            <w:r>
+              <w:rPr>
+                <w:rFonts w:ascii="Calibri" w:hAnsi="Calibri" w:eastAsia="微软雅黑"/>
+                <w:sz w:val="20"/>
+              </w:rPr>
+              <w:t>机构审核副本_时间戳</w:t>
+            </w:r>
+          </w:p>
+        </w:tc>
+        <w:tc>
+          <w:tcPr>
+            <w:tcW w:type="dxa" w:w="6210"/>
+          </w:tcPr>
+          <w:p>
+            <w:pPr>
+              <w:spacing w:after="0"/>
+            </w:pPr>
+            <w:r>
+              <w:rPr>
+                <w:rFonts w:ascii="Calibri" w:hAnsi="Calibri" w:eastAsia="微软雅黑"/>
+                <w:sz w:val="20"/>
+              </w:rPr>
+              <w:t>“汇总核查表校验”默认保留。每家机构文件名为“原文件名_审核版.xlsx”，包含已复制的公式和审核导航；本期审核结果中的定位单元格可直接跳转至对应位置。</w:t>
             </w:r>
           </w:p>
         </w:tc>
@@ -680,7 +769,7 @@
                 <w:rFonts w:ascii="Calibri" w:hAnsi="Calibri" w:eastAsia="微软雅黑"/>
                 <w:sz w:val="20"/>
               </w:rPr>
-              <w:t>仅当执行流程相应步骤“是否输出结果=是”时生成：外部文件添加=阶段副本目录，公式校验复制=审核副本目录，校验结果提取=本期审核结果工作簿。填写“输出文件名”列时以该值替换“序号_功能名”作为前缀，默认配置把两个流程的最终结果预填为流程名。</w:t>
+              <w:t>修改类、汇总类步骤仅在“是否输出结果=是”时保留实际文件。检查类、核对类填“是”时，其检查明细保留在流程运行日志中；填写“输出文件名”后，以该值替换“序号_功能名”作为前缀。</w:t>
             </w:r>
           </w:p>
         </w:tc>
@@ -707,14 +796,14 @@
           <w:color w:val="9C6500"/>
           <w:sz w:val="21"/>
         </w:rPr>
-        <w:t>先看运行日志：</w:t>
+        <w:t>先看运行记录：</w:t>
       </w:r>
       <w:r>
         <w:rPr>
           <w:rFonts w:ascii="Calibri" w:hAnsi="Calibri" w:eastAsia="微软雅黑"/>
           <w:sz w:val="21"/>
         </w:rPr>
-        <w:t>本期审核结果为 0 不一定代表没有问题。应先确认“运行日志”中没有失败文件，再核对公式区域和模板。</w:t>
+        <w:t>本期审核结果为 0 不一定代表没有问题。应先确认页面运行记录没有失败文件；需要逐项追溯时，再临时开启“输出流程运行日志”后重跑。</w:t>
       </w:r>
     </w:p>
     <w:p>
@@ -1106,6 +1195,49 @@
         <w:pageBreakBefore w:val="0"/>
       </w:pPr>
       <w:r>
+        <w:t>4.1.1 联合模板的命名区域</w:t>
+      </w:r>
+    </w:p>
+    <w:p>
+      <w:r>
+        <w:rPr>
+          <w:rFonts w:ascii="Calibri" w:hAnsi="Calibri" w:eastAsia="微软雅黑"/>
+        </w:rPr>
+        <w:t>单个模板内可继续使用“表结构区域_001”“校验区域_001”等简短名称。制作联合模板时，程序会自动把每个区域转换为工作簿级唯一名称，在原名称后追加工作表名，例如“表结构区域_001_存量个人贷款信息”。</w:t>
+      </w:r>
+    </w:p>
+    <w:p>
+      <w:pPr>
+        <w:spacing w:before="100" w:after="160" w:line="288" w:lineRule="auto"/>
+        <w:ind w:left="173" w:right="115"/>
+        <w:shd w:fill="F4F6F9"/>
+        <w:pBdr>
+          <w:left w:val="single" w:sz="18" w:space="6" w:color="2E74B5"/>
+        </w:pBdr>
+      </w:pPr>
+      <w:r>
+        <w:rPr>
+          <w:rFonts w:ascii="Calibri" w:hAnsi="Calibri" w:eastAsia="微软雅黑"/>
+          <w:b/>
+          <w:color w:val="17365D"/>
+          <w:sz w:val="21"/>
+        </w:rPr>
+        <w:t>不需要手工改旧模板：</w:t>
+      </w:r>
+      <w:r>
+        <w:rPr>
+          <w:rFonts w:ascii="Calibri" w:hAnsi="Calibri" w:eastAsia="微软雅黑"/>
+          <w:sz w:val="21"/>
+        </w:rPr>
+        <w:t>自动加后缀只发生在新生成的联合模板中，避免单位贷款和个人贷款等多个模板合并后出现同名区域冲突。功能配置仍只填写“表结构区域”“校验区域”等基础名称，程序按“基础名称_后缀”识别。已有联合模板不会自动修复，应重新制作。</w:t>
+      </w:r>
+    </w:p>
+    <w:p>
+      <w:pPr>
+        <w:pStyle w:val="Heading2"/>
+        <w:pageBreakBefore w:val="0"/>
+      </w:pPr>
+      <w:r>
         <w:t>4.2 每个区域的作用和划分位置</w:t>
       </w:r>
     </w:p>
@@ -1312,6 +1444,59 @@
                 <w:sz w:val="20"/>
               </w:rPr>
               <w:t>审核前按相同工作表、相同坐标逐格严格比较。不要包含机构名称、机构代码、统一社会信用代码、数据日期、金额、数量等每期或每家会变化的内容。</w:t>
+            </w:r>
+          </w:p>
+        </w:tc>
+      </w:tr>
+      <w:tr>
+        <w:tc>
+          <w:tcPr>
+            <w:tcW w:type="dxa" w:w="1850"/>
+          </w:tcPr>
+          <w:p>
+            <w:pPr>
+              <w:spacing w:after="0"/>
+            </w:pPr>
+            <w:r>
+              <w:rPr>
+                <w:rFonts w:ascii="Calibri" w:hAnsi="Calibri" w:eastAsia="微软雅黑"/>
+                <w:sz w:val="20"/>
+              </w:rPr>
+              <w:t>条件格式区域</w:t>
+            </w:r>
+          </w:p>
+        </w:tc>
+        <w:tc>
+          <w:tcPr>
+            <w:tcW w:type="dxa" w:w="3500"/>
+          </w:tcPr>
+          <w:p>
+            <w:pPr>
+              <w:spacing w:after="0"/>
+            </w:pPr>
+            <w:r>
+              <w:rPr>
+                <w:rFonts w:ascii="Calibri" w:hAnsi="Calibri" w:eastAsia="微软雅黑"/>
+                <w:sz w:val="20"/>
+              </w:rPr>
+              <w:t>框选源文件中可能触发条件格式的单元格范围。该区域通常在原始报送文件中已存在，无需从模板复制。</w:t>
+            </w:r>
+          </w:p>
+        </w:tc>
+        <w:tc>
+          <w:tcPr>
+            <w:tcW w:type="dxa" w:w="4010"/>
+          </w:tcPr>
+          <w:p>
+            <w:pPr>
+              <w:spacing w:after="0"/>
+            </w:pPr>
+            <w:r>
+              <w:rPr>
+                <w:rFonts w:ascii="Calibri" w:hAnsi="Calibri" w:eastAsia="微软雅黑"/>
+                <w:sz w:val="20"/>
+              </w:rPr>
+              <w:t>用于“条件格式结果提取”。程序读取实际显示填充色发生变化的单元格，不限定为红色；以单元格批注作为描述，并借助表结构区域生成行、列指标。</w:t>
             </w:r>
           </w:p>
         </w:tc>
@@ -1845,7 +2030,15 @@
         <w:pageBreakBefore w:val="0"/>
       </w:pPr>
       <w:r>
-        <w:t>4.6 config.xlsx 的三张配置表</w:t>
+        <w:t>4.6 设置中心：模块、功能和流程</w:t>
+      </w:r>
+    </w:p>
+    <w:p>
+      <w:r>
+        <w:rPr>
+          <w:rFonts w:ascii="Calibri" w:hAnsi="Calibri" w:eastAsia="微软雅黑"/>
+        </w:rPr>
+        <w:t>日常审核不需要修改设置。需要组合新的流程时，在工作台右上角打开“设置”，进入“进阶使用”后维护。模块和流程都可直接调整；恢复默认设置即可回到程序初始配置。</w:t>
       </w:r>
     </w:p>
     <w:tbl>
@@ -1890,7 +2083,7 @@
                 <w:color w:val="17365D"/>
                 <w:sz w:val="20"/>
               </w:rPr>
-              <w:t>工作表</w:t>
+              <w:t>位置</w:t>
             </w:r>
           </w:p>
         </w:tc>
@@ -1938,7 +2131,7 @@
                 <w:rFonts w:ascii="Calibri" w:hAnsi="Calibri" w:eastAsia="微软雅黑"/>
                 <w:sz w:val="20"/>
               </w:rPr>
-              <w:t>模块化功能</w:t>
+              <w:t>模块说明</w:t>
             </w:r>
           </w:p>
         </w:tc>
@@ -1956,7 +2149,7 @@
                 <w:rFonts w:ascii="Calibri" w:hAnsi="Calibri" w:eastAsia="微软雅黑"/>
                 <w:sz w:val="20"/>
               </w:rPr>
-              <w:t>定义模块名称、功能类型和命名区域，例如“公式校验复制”作用于“校验区域”。</w:t>
+              <w:t>模块是程序已经实现的固定能力，例如命名区域存在性检查、表结构比对、外部文件添加、公式校验复制、公式结果提取、任意行汇总、固定行汇总、组合工作表和汇总表合并。</w:t>
             </w:r>
           </w:p>
         </w:tc>
@@ -1976,7 +2169,7 @@
                 <w:rFonts w:ascii="Calibri" w:hAnsi="Calibri" w:eastAsia="微软雅黑"/>
                 <w:sz w:val="20"/>
               </w:rPr>
-              <w:t>执行流程</w:t>
+              <w:t>功能配置</w:t>
             </w:r>
           </w:p>
         </w:tc>
@@ -1994,7 +2187,45 @@
                 <w:rFonts w:ascii="Calibri" w:hAnsi="Calibri" w:eastAsia="微软雅黑"/>
                 <w:sz w:val="20"/>
               </w:rPr>
-              <w:t>按顺序组合已启用模块；“是否输出结果”只对会产出文件的功能生效（外部文件添加、公式校验复制、校验结果提取），检查类与表结构比对始终记入运行日志。“输出文件名”列（可选）可为某输出步骤指定名字，填写后该步骤输出文件/目录改为“输出文件名_时间戳”。“处理对象”列（可选）声明本步骤读哪份数据：留空=源文件，填前序功能名=读该功能产出的副本（如校验结果提取填“公式校验复制”读审核副本；任意行汇总填“公式校验复制”可对审核副本做汇总；公式校验复制预填“外部文件添加”）。处理对象只认流程中排在前面的外部文件添加/公式校验复制等会产副本的功能；引用不匹配或不产副本的功能（如检查类、核对类）时，自动跳过非副本功能，兜底到最近前一个产副本功能（之前没有则兜底到源数据目录），并在运行日志提示，不会中断流程。</w:t>
+              <w:t>功能是给模块起业务名称并指定作用区域。可修改功能名、执行模块、命名区域名、输入、输出和备注；同一执行模块可配置多个功能。命名区域名支持多个名称，以逗号、顿号或分号分隔。</w:t>
+            </w:r>
+          </w:p>
+        </w:tc>
+      </w:tr>
+      <w:tr>
+        <w:tc>
+          <w:tcPr>
+            <w:tcW w:type="dxa" w:w="2400"/>
+          </w:tcPr>
+          <w:p>
+            <w:pPr>
+              <w:keepNext/>
+              <w:spacing w:after="0"/>
+            </w:pPr>
+            <w:r>
+              <w:rPr>
+                <w:rFonts w:ascii="Calibri" w:hAnsi="Calibri" w:eastAsia="微软雅黑"/>
+                <w:sz w:val="20"/>
+              </w:rPr>
+              <w:t>流程编排</w:t>
+            </w:r>
+          </w:p>
+        </w:tc>
+        <w:tc>
+          <w:tcPr>
+            <w:tcW w:type="dxa" w:w="6960"/>
+          </w:tcPr>
+          <w:p>
+            <w:pPr>
+              <w:keepNext/>
+              <w:spacing w:after="0"/>
+            </w:pPr>
+            <w:r>
+              <w:rPr>
+                <w:rFonts w:ascii="Calibri" w:hAnsi="Calibri" w:eastAsia="微软雅黑"/>
+                <w:sz w:val="20"/>
+              </w:rPr>
+              <w:t>流程把功能按顺序组合。每一步设置启用、失败后处理（停止/跳过）、是否输出结果、输出文件名、输入和输出结果集；检查类、核对类填“是”时会把明细保留在流程运行日志中。勾选“显示在主界面”后，流程名成为主界面入口。</w:t>
             </w:r>
           </w:p>
         </w:tc>
@@ -2013,7 +2244,7 @@
                 <w:rFonts w:ascii="Calibri" w:hAnsi="Calibri" w:eastAsia="微软雅黑"/>
                 <w:sz w:val="20"/>
               </w:rPr>
-              <w:t>自定义按钮</w:t>
+              <w:t>组合工作表功能参数</w:t>
             </w:r>
           </w:p>
         </w:tc>
@@ -2030,7 +2261,7 @@
                 <w:rFonts w:ascii="Calibri" w:hAnsi="Calibri" w:eastAsia="微软雅黑"/>
                 <w:sz w:val="20"/>
               </w:rPr>
-              <w:t>把一个按钮名称绑定到一个流程名称；“是否显示=是”时显示在工作台。</w:t>
+              <w:t>选中“组合工作表”功能时，右侧显示分组方案。可按名称/关键字或正则表达式创建多个方案，选择当前使用方案后，通过自定义流程运行该功能。</w:t>
             </w:r>
           </w:p>
         </w:tc>
@@ -2057,14 +2288,14 @@
           <w:color w:val="17365D"/>
           <w:sz w:val="21"/>
         </w:rPr>
-        <w:t>恢复默认配置：</w:t>
+        <w:t>恢复默认设置：</w:t>
       </w:r>
       <w:r>
         <w:rPr>
           <w:rFonts w:ascii="Calibri" w:hAnsi="Calibri" w:eastAsia="微软雅黑"/>
           <w:sz w:val="21"/>
         </w:rPr>
-        <w:t>误删默认模块或流程时，可在工作台点击“初始化配置”。该操作只补齐默认配置，不删除历史审核结果和自定义按钮。config.xlsx 三个配置表的表头单元格都带有批注，说明每列怎么填、如何影响功能输出，悬停表头即可查看。</w:t>
+        <w:t>设置中心的“恢复默认设置”只清空自定义功能、自定义流程及主界面显示设置，并恢复内置默认状态；不会修改根目录的“历史审核说明.xlsx”。</w:t>
       </w:r>
     </w:p>
     <w:p>
@@ -2135,7 +2366,7 @@
         <w:pageBreakBefore w:val="0"/>
       </w:pPr>
       <w:r>
-        <w:t>6. 历史审核结果</w:t>
+        <w:t>6. 历史审核说明</w:t>
       </w:r>
     </w:p>
     <w:p>
@@ -2143,7 +2374,7 @@
         <w:rPr>
           <w:rFonts w:ascii="Calibri" w:hAnsi="Calibri" w:eastAsia="微软雅黑"/>
         </w:rPr>
-        <w:t>“本期审核结果”和 config.xlsx 中的“历史审核结果”使用同一组表头：</w:t>
+        <w:t>“本期审核结果”和程序根目录“历史审核说明.xlsx”中的“历史审核结果”使用同一组表头：</w:t>
       </w:r>
     </w:p>
     <w:p>
@@ -2168,7 +2399,7 @@
         <w:rPr>
           <w:rFonts w:ascii="Calibri" w:hAnsi="Calibri" w:eastAsia="微软雅黑"/>
         </w:rPr>
-        <w:t>审核人员可将需要长期保留的问题整行复制到“历史审核结果”，填写“历史校验说明”和“审核意见”。下次同规则编号出现时，程序自动带出这两项人工内容。</w:t>
+        <w:t>审核人员可将需要长期保留的问题整行复制到“历史审核结果”，填写“历史校验说明”和“审核意见”。下次同规则编号出现时，程序自动带出这两项人工内容。历史文件由用户直接用 Excel 打开维护，不在设置中心显示。</w:t>
       </w:r>
     </w:p>
     <w:p>
@@ -2187,14 +2418,14 @@
           <w:color w:val="17365D"/>
           <w:sz w:val="21"/>
         </w:rPr>
-        <w:t>规则编号：</w:t>
+        <w:t>多条历史说明：</w:t>
       </w:r>
       <w:r>
         <w:rPr>
           <w:rFonts w:ascii="Calibri" w:hAnsi="Calibri" w:eastAsia="微软雅黑"/>
           <w:sz w:val="21"/>
         </w:rPr>
-        <w:t>规则编号以工作簿、工作表、公式单元格、校验指标和序号组成。若复制历史记录造成同一规则的序号重复，可在工作台点击“整理历史规则编号”。</w:t>
+        <w:t>规则编号按“工作簿｜工作表｜公式单元格｜校验指标”生成，不附加序号。同一规则需要保留多条解释或意见时，直接在“历史审核结果”增加多行；程序会把这些内容合并带入本期审核结果。</w:t>
       </w:r>
     </w:p>
     <w:p>
@@ -2203,7 +2434,414 @@
         <w:pageBreakBefore w:val="0"/>
       </w:pPr>
       <w:r>
-        <w:t>7. 常见问题</w:t>
+        <w:t>7. 与旧 VBA 工具的对比</w:t>
+      </w:r>
+    </w:p>
+    <w:tbl>
+      <w:tblPr>
+        <w:tblStyle w:val="TableGrid"/>
+        <w:tblW w:type="dxa" w:w="9550"/>
+        <w:jc w:val="left"/>
+        <w:tblLayout w:type="fixed"/>
+        <w:tblLook w:firstColumn="1" w:firstRow="1" w:lastColumn="0" w:lastRow="0" w:noHBand="0" w:noVBand="1" w:val="04A0"/>
+        <w:tblInd w:w="120" w:type="dxa"/>
+      </w:tblPr>
+      <w:tblGrid>
+        <w:gridCol w:w="1600"/>
+        <w:gridCol w:w="3970"/>
+        <w:gridCol w:w="3980"/>
+      </w:tblGrid>
+      <w:tr>
+        <w:trPr>
+          <w:cantSplit/>
+          <w:tblHeader w:val="true"/>
+        </w:trPr>
+        <w:tc>
+          <w:tcPr>
+            <w:tcW w:type="dxa" w:w="1600"/>
+            <w:vAlign w:val="center"/>
+            <w:tcMar>
+              <w:top w:w="80" w:type="dxa"/>
+              <w:start w:w="120" w:type="dxa"/>
+              <w:bottom w:w="80" w:type="dxa"/>
+              <w:end w:w="120" w:type="dxa"/>
+            </w:tcMar>
+            <w:shd w:fill="E8EEF5"/>
+          </w:tcPr>
+          <w:p>
+            <w:pPr>
+              <w:spacing w:after="0"/>
+            </w:pPr>
+            <w:r>
+              <w:rPr>
+                <w:rFonts w:ascii="Calibri" w:hAnsi="Calibri" w:eastAsia="微软雅黑"/>
+                <w:b/>
+                <w:color w:val="17365D"/>
+                <w:sz w:val="20"/>
+              </w:rPr>
+              <w:t>方面</w:t>
+            </w:r>
+          </w:p>
+        </w:tc>
+        <w:tc>
+          <w:tcPr>
+            <w:tcW w:type="dxa" w:w="3970"/>
+            <w:vAlign w:val="center"/>
+            <w:tcMar>
+              <w:top w:w="80" w:type="dxa"/>
+              <w:start w:w="120" w:type="dxa"/>
+              <w:bottom w:w="80" w:type="dxa"/>
+              <w:end w:w="120" w:type="dxa"/>
+            </w:tcMar>
+            <w:shd w:fill="E8EEF5"/>
+          </w:tcPr>
+          <w:p>
+            <w:pPr>
+              <w:spacing w:after="0"/>
+            </w:pPr>
+            <w:r>
+              <w:rPr>
+                <w:rFonts w:ascii="Calibri" w:hAnsi="Calibri" w:eastAsia="微软雅黑"/>
+                <w:b/>
+                <w:color w:val="17365D"/>
+                <w:sz w:val="20"/>
+              </w:rPr>
+              <w:t>当前工具</w:t>
+            </w:r>
+          </w:p>
+        </w:tc>
+        <w:tc>
+          <w:tcPr>
+            <w:tcW w:type="dxa" w:w="3980"/>
+            <w:vAlign w:val="center"/>
+            <w:tcMar>
+              <w:top w:w="80" w:type="dxa"/>
+              <w:start w:w="120" w:type="dxa"/>
+              <w:bottom w:w="80" w:type="dxa"/>
+              <w:end w:w="120" w:type="dxa"/>
+            </w:tcMar>
+            <w:shd w:fill="E8EEF5"/>
+          </w:tcPr>
+          <w:p>
+            <w:pPr>
+              <w:spacing w:after="0"/>
+            </w:pPr>
+            <w:r>
+              <w:rPr>
+                <w:rFonts w:ascii="Calibri" w:hAnsi="Calibri" w:eastAsia="微软雅黑"/>
+                <w:b/>
+                <w:color w:val="17365D"/>
+                <w:sz w:val="20"/>
+              </w:rPr>
+              <w:t>旧 VBA 方式</w:t>
+            </w:r>
+          </w:p>
+        </w:tc>
+      </w:tr>
+      <w:tr>
+        <w:tc>
+          <w:tcPr>
+            <w:tcW w:type="dxa" w:w="1600"/>
+          </w:tcPr>
+          <w:p>
+            <w:pPr>
+              <w:spacing w:after="0"/>
+            </w:pPr>
+            <w:r>
+              <w:rPr>
+                <w:rFonts w:ascii="Calibri" w:hAnsi="Calibri" w:eastAsia="微软雅黑"/>
+                <w:sz w:val="20"/>
+              </w:rPr>
+              <w:t>模板维护</w:t>
+            </w:r>
+          </w:p>
+        </w:tc>
+        <w:tc>
+          <w:tcPr>
+            <w:tcW w:type="dxa" w:w="3970"/>
+          </w:tcPr>
+          <w:p>
+            <w:pPr>
+              <w:spacing w:after="0"/>
+            </w:pPr>
+            <w:r>
+              <w:rPr>
+                <w:rFonts w:ascii="Calibri" w:hAnsi="Calibri" w:eastAsia="微软雅黑"/>
+                <w:sz w:val="20"/>
+              </w:rPr>
+              <w:t>使用 Excel 原生命名区域定位，支持不连续区域；联合模板自动将重名区域转为工作簿级唯一名称。</w:t>
+            </w:r>
+          </w:p>
+        </w:tc>
+        <w:tc>
+          <w:tcPr>
+            <w:tcW w:type="dxa" w:w="3980"/>
+          </w:tcPr>
+          <w:p>
+            <w:pPr>
+              <w:spacing w:after="0"/>
+            </w:pPr>
+            <w:r>
+              <w:rPr>
+                <w:rFonts w:ascii="Calibri" w:hAnsi="Calibri" w:eastAsia="微软雅黑"/>
+                <w:sz w:val="20"/>
+              </w:rPr>
+              <w:t>主要依赖单元格批注的行、列区域组合；不连续区域和多模板合并维护成本较高。</w:t>
+            </w:r>
+          </w:p>
+        </w:tc>
+      </w:tr>
+      <w:tr>
+        <w:tc>
+          <w:tcPr>
+            <w:tcW w:type="dxa" w:w="1600"/>
+          </w:tcPr>
+          <w:p>
+            <w:pPr>
+              <w:spacing w:after="0"/>
+            </w:pPr>
+            <w:r>
+              <w:rPr>
+                <w:rFonts w:ascii="Calibri" w:hAnsi="Calibri" w:eastAsia="微软雅黑"/>
+                <w:sz w:val="20"/>
+              </w:rPr>
+              <w:t>审核复核</w:t>
+            </w:r>
+          </w:p>
+        </w:tc>
+        <w:tc>
+          <w:tcPr>
+            <w:tcW w:type="dxa" w:w="3970"/>
+          </w:tcPr>
+          <w:p>
+            <w:pPr>
+              <w:spacing w:after="0"/>
+            </w:pPr>
+            <w:r>
+              <w:rPr>
+                <w:rFonts w:ascii="Calibri" w:hAnsi="Calibri" w:eastAsia="微软雅黑"/>
+                <w:sz w:val="20"/>
+              </w:rPr>
+              <w:t>原始报送文件只读，所有公式和外部表写入审核副本；结果中的定位单元格可直接跳回审核副本。</w:t>
+            </w:r>
+          </w:p>
+        </w:tc>
+        <w:tc>
+          <w:tcPr>
+            <w:tcW w:type="dxa" w:w="3980"/>
+          </w:tcPr>
+          <w:p>
+            <w:pPr>
+              <w:spacing w:after="0"/>
+            </w:pPr>
+            <w:r>
+              <w:rPr>
+                <w:rFonts w:ascii="Calibri" w:hAnsi="Calibri" w:eastAsia="微软雅黑"/>
+                <w:sz w:val="20"/>
+              </w:rPr>
+              <w:t>可复制校验区域并提取问题，但过程文件、定位和结果留存规则更多依赖人工约定。</w:t>
+            </w:r>
+          </w:p>
+        </w:tc>
+      </w:tr>
+      <w:tr>
+        <w:tc>
+          <w:tcPr>
+            <w:tcW w:type="dxa" w:w="1600"/>
+          </w:tcPr>
+          <w:p>
+            <w:pPr>
+              <w:spacing w:after="0"/>
+            </w:pPr>
+            <w:r>
+              <w:rPr>
+                <w:rFonts w:ascii="Calibri" w:hAnsi="Calibri" w:eastAsia="微软雅黑"/>
+                <w:sz w:val="20"/>
+              </w:rPr>
+              <w:t>流程调整</w:t>
+            </w:r>
+          </w:p>
+        </w:tc>
+        <w:tc>
+          <w:tcPr>
+            <w:tcW w:type="dxa" w:w="3970"/>
+          </w:tcPr>
+          <w:p>
+            <w:pPr>
+              <w:spacing w:after="0"/>
+            </w:pPr>
+            <w:r>
+              <w:rPr>
+                <w:rFonts w:ascii="Calibri" w:hAnsi="Calibri" w:eastAsia="微软雅黑"/>
+                <w:sz w:val="20"/>
+              </w:rPr>
+              <w:t>模块、功能、流程分层配置；可调整步骤顺序、启用状态、输入、输出和失败处理，不需要改 Python。</w:t>
+            </w:r>
+          </w:p>
+        </w:tc>
+        <w:tc>
+          <w:tcPr>
+            <w:tcW w:type="dxa" w:w="3980"/>
+          </w:tcPr>
+          <w:p>
+            <w:pPr>
+              <w:spacing w:after="0"/>
+            </w:pPr>
+            <w:r>
+              <w:rPr>
+                <w:rFonts w:ascii="Calibri" w:hAnsi="Calibri" w:eastAsia="微软雅黑"/>
+                <w:sz w:val="20"/>
+              </w:rPr>
+              <w:t>通常需要修改 VBA 代码、面板参数或模板宏。</w:t>
+            </w:r>
+          </w:p>
+        </w:tc>
+      </w:tr>
+      <w:tr>
+        <w:tc>
+          <w:tcPr>
+            <w:tcW w:type="dxa" w:w="1600"/>
+          </w:tcPr>
+          <w:p>
+            <w:pPr>
+              <w:spacing w:after="0"/>
+            </w:pPr>
+            <w:r>
+              <w:rPr>
+                <w:rFonts w:ascii="Calibri" w:hAnsi="Calibri" w:eastAsia="微软雅黑"/>
+                <w:sz w:val="20"/>
+              </w:rPr>
+              <w:t>批量与追溯</w:t>
+            </w:r>
+          </w:p>
+        </w:tc>
+        <w:tc>
+          <w:tcPr>
+            <w:tcW w:type="dxa" w:w="3970"/>
+          </w:tcPr>
+          <w:p>
+            <w:pPr>
+              <w:spacing w:after="0"/>
+            </w:pPr>
+            <w:r>
+              <w:rPr>
+                <w:rFonts w:ascii="Calibri" w:hAnsi="Calibri" w:eastAsia="微软雅黑"/>
+                <w:sz w:val="20"/>
+              </w:rPr>
+              <w:t>可递归扫描、自动推荐模板、筛除不匹配文件、按需输出运行日志，并保留历史审核说明。</w:t>
+            </w:r>
+          </w:p>
+        </w:tc>
+        <w:tc>
+          <w:tcPr>
+            <w:tcW w:type="dxa" w:w="3980"/>
+          </w:tcPr>
+          <w:p>
+            <w:pPr>
+              <w:spacing w:after="0"/>
+            </w:pPr>
+            <w:r>
+              <w:rPr>
+                <w:rFonts w:ascii="Calibri" w:hAnsi="Calibri" w:eastAsia="微软雅黑"/>
+                <w:sz w:val="20"/>
+              </w:rPr>
+              <w:t>批处理和汇总逻辑集中在宏内，跨人员交接时更依赖对 VBA 代码的熟悉程度。</w:t>
+            </w:r>
+          </w:p>
+        </w:tc>
+      </w:tr>
+      <w:tr>
+        <w:tc>
+          <w:tcPr>
+            <w:tcW w:type="dxa" w:w="1600"/>
+          </w:tcPr>
+          <w:p>
+            <w:pPr>
+              <w:spacing w:after="0"/>
+            </w:pPr>
+            <w:r>
+              <w:rPr>
+                <w:rFonts w:ascii="Calibri" w:hAnsi="Calibri" w:eastAsia="微软雅黑"/>
+                <w:sz w:val="20"/>
+              </w:rPr>
+              <w:t>跨表准备</w:t>
+            </w:r>
+          </w:p>
+        </w:tc>
+        <w:tc>
+          <w:tcPr>
+            <w:tcW w:type="dxa" w:w="3970"/>
+          </w:tcPr>
+          <w:p>
+            <w:pPr>
+              <w:spacing w:after="0"/>
+            </w:pPr>
+            <w:r>
+              <w:rPr>
+                <w:rFonts w:ascii="Calibri" w:hAnsi="Calibri" w:eastAsia="微软雅黑"/>
+                <w:sz w:val="20"/>
+              </w:rPr>
+              <w:t>可组合联合核查表、制作联合模板，并保留外部文件先添加后复制公式的顺序。</w:t>
+            </w:r>
+          </w:p>
+        </w:tc>
+        <w:tc>
+          <w:tcPr>
+            <w:tcW w:type="dxa" w:w="3980"/>
+          </w:tcPr>
+          <w:p>
+            <w:pPr>
+              <w:spacing w:after="0"/>
+            </w:pPr>
+            <w:r>
+              <w:rPr>
+                <w:rFonts w:ascii="Calibri" w:hAnsi="Calibri" w:eastAsia="微软雅黑"/>
+                <w:sz w:val="20"/>
+              </w:rPr>
+              <w:t>往往需要手工整理多个工作簿或为跨表关系额外维护宏逻辑。</w:t>
+            </w:r>
+          </w:p>
+        </w:tc>
+      </w:tr>
+    </w:tbl>
+    <w:p>
+      <w:pPr>
+        <w:spacing w:after="20"/>
+      </w:pPr>
+    </w:p>
+    <w:p>
+      <w:pPr>
+        <w:spacing w:before="100" w:after="160" w:line="288" w:lineRule="auto"/>
+        <w:ind w:left="173" w:right="115"/>
+        <w:shd w:fill="FFF8E8"/>
+        <w:pBdr>
+          <w:left w:val="single" w:sz="18" w:space="6" w:color="9C6500"/>
+        </w:pBdr>
+      </w:pPr>
+      <w:r>
+        <w:rPr>
+          <w:rFonts w:ascii="Calibri" w:hAnsi="Calibri" w:eastAsia="微软雅黑"/>
+          <w:b/>
+          <w:color w:val="9C6500"/>
+          <w:sz w:val="21"/>
+        </w:rPr>
+        <w:t>需要如实保留的限制：</w:t>
+      </w:r>
+      <w:r>
+        <w:rPr>
+          <w:rFonts w:ascii="Calibri" w:hAnsi="Calibri" w:eastAsia="微软雅黑"/>
+          <w:sz w:val="21"/>
+        </w:rPr>
+        <w:t>当前 Windows 发行版仍依赖 Microsoft Excel 或 Windows 版 WPS 计算公式，因此公式兼容性与原有 Excel/VBA 流程较接近；统信 UOS、麒麟等 Linux 环境不能直接运行本 EXE，后续需要单独采用 LibreOffice 计算引擎并用真实模板验证。</w:t>
+      </w:r>
+    </w:p>
+    <w:p>
+      <w:pPr>
+        <w:pStyle w:val="Heading1"/>
+        <w:pageBreakBefore w:val="0"/>
+      </w:pPr>
+      <w:r>
+        <w:t>8. 常见问题</w:t>
       </w:r>
     </w:p>
     <w:tbl>
@@ -2382,7 +3020,7 @@
                 <w:rFonts w:ascii="Calibri" w:hAnsi="Calibri" w:eastAsia="微软雅黑"/>
                 <w:sz w:val="20"/>
               </w:rPr>
-              <w:t>关闭 Excel 中打开的模板、源文件、配置文件和上次输出结果后重试。</w:t>
+              <w:t>关闭 Excel 中打开的模板、源文件、历史审核说明和上次输出结果后重试。</w:t>
             </w:r>
           </w:p>
         </w:tc>
@@ -2454,7 +3092,7 @@
                 <w:rFonts w:ascii="Calibri" w:hAnsi="Calibri" w:eastAsia="微软雅黑"/>
                 <w:sz w:val="20"/>
               </w:rPr>
-              <w:t>在“执行流程”页调整模块、顺序或启用状态；无需修改 Python 程序。</w:t>
+              <w:t>在“设置 → 进阶使用 → 流程编排”中建立自定义流程；无需修改 Python 程序。</w:t>
             </w:r>
           </w:p>
         </w:tc>
